--- a/Отчет по контрольной работе №2.docx
+++ b/Отчет по контрольной работе №2.docx
@@ -38,7 +38,7 @@
                     </pic:cNvPicPr>
                   </pic:nvPicPr>
                   <pic:blipFill>
-                    <a:blip r:embed="rId6" cstate="print">
+                    <a:blip r:embed="rId7" cstate="print">
                       <a:extLst>
                         <a:ext uri="{28A0092B-C50C-407E-A947-70E740481C1C}">
                           <a14:useLocalDpi xmlns:a14="http://schemas.microsoft.com/office/drawing/2010/main" val="0"/>
@@ -120,12 +120,12 @@
         <w:tblLook w:val="01E0" w:firstRow="1" w:lastRow="1" w:firstColumn="1" w:lastColumn="1" w:noHBand="0" w:noVBand="0"/>
       </w:tblPr>
       <w:tblGrid>
-        <w:gridCol w:w="1166"/>
-        <w:gridCol w:w="2025"/>
-        <w:gridCol w:w="1742"/>
-        <w:gridCol w:w="2310"/>
-        <w:gridCol w:w="1164"/>
-        <w:gridCol w:w="1164"/>
+        <w:gridCol w:w="1162"/>
+        <w:gridCol w:w="2021"/>
+        <w:gridCol w:w="1738"/>
+        <w:gridCol w:w="2306"/>
+        <w:gridCol w:w="1183"/>
+        <w:gridCol w:w="1161"/>
       </w:tblGrid>
       <w:tr>
         <w:tc>
@@ -595,13 +595,11 @@
         <w:jc w:val="center"/>
         <w:rPr>
           <w:b/>
-          <w:sz w:val="32"/>
         </w:rPr>
       </w:pPr>
       <w:r>
         <w:rPr>
           <w:b/>
-          <w:sz w:val="32"/>
         </w:rPr>
         <w:t>Вариант № 14</w:t>
       </w:r>
@@ -612,7 +610,6 @@
         <w:jc w:val="center"/>
         <w:rPr>
           <w:b/>
-          <w:sz w:val="32"/>
         </w:rPr>
       </w:pPr>
     </w:p>
@@ -668,7 +665,7 @@
         <w:tblLook w:val="04A0" w:firstRow="1" w:lastRow="0" w:firstColumn="1" w:lastColumn="0" w:noHBand="0" w:noVBand="1"/>
       </w:tblPr>
       <w:tblGrid>
-        <w:gridCol w:w="2083"/>
+        <w:gridCol w:w="2095"/>
         <w:gridCol w:w="280"/>
         <w:gridCol w:w="2348"/>
         <w:gridCol w:w="281"/>
@@ -677,7 +674,7 @@
       <w:tr>
         <w:tc>
           <w:tcPr>
-            <w:tcW w:w="2083" w:type="dxa"/>
+            <w:tcW w:w="2095" w:type="dxa"/>
             <w:shd w:val="clear" w:color="auto" w:fill="auto"/>
             <w:vAlign w:val="center"/>
           </w:tcPr>
@@ -753,7 +750,7 @@
       <w:tr>
         <w:tc>
           <w:tcPr>
-            <w:tcW w:w="2083" w:type="dxa"/>
+            <w:tcW w:w="2095" w:type="dxa"/>
             <w:shd w:val="clear" w:color="auto" w:fill="auto"/>
           </w:tcPr>
           <w:p>
@@ -834,7 +831,7 @@
         </w:trPr>
         <w:tc>
           <w:tcPr>
-            <w:tcW w:w="2083" w:type="dxa"/>
+            <w:tcW w:w="2095" w:type="dxa"/>
             <w:shd w:val="clear" w:color="auto" w:fill="auto"/>
           </w:tcPr>
           <w:p>
@@ -909,205 +906,8 @@
               <w:rPr>
                 <w:sz w:val="16"/>
                 <w:szCs w:val="16"/>
+                <w:lang w:val="en-US"/>
               </w:rPr>
-            </w:pPr>
-            <w:bookmarkStart w:id="0" w:name="_GoBack"/>
-            <w:bookmarkEnd w:id="0"/>
-          </w:p>
-        </w:tc>
-      </w:tr>
-      <w:tr>
-        <w:tc>
-          <w:tcPr>
-            <w:tcW w:w="2083" w:type="dxa"/>
-            <w:shd w:val="clear" w:color="auto" w:fill="auto"/>
-          </w:tcPr>
-          <w:p>
-            <w:pPr>
-              <w:pStyle w:val="a0"/>
-              <w:ind w:firstLine="0"/>
-            </w:pPr>
-          </w:p>
-        </w:tc>
-        <w:tc>
-          <w:tcPr>
-            <w:tcW w:w="280" w:type="dxa"/>
-            <w:shd w:val="clear" w:color="auto" w:fill="auto"/>
-          </w:tcPr>
-          <w:p>
-            <w:pPr>
-              <w:pStyle w:val="a0"/>
-              <w:ind w:firstLine="0"/>
-            </w:pPr>
-          </w:p>
-        </w:tc>
-        <w:tc>
-          <w:tcPr>
-            <w:tcW w:w="2348" w:type="dxa"/>
-            <w:shd w:val="clear" w:color="auto" w:fill="auto"/>
-          </w:tcPr>
-          <w:p>
-            <w:pPr>
-              <w:pStyle w:val="a0"/>
-              <w:ind w:firstLine="0"/>
-            </w:pPr>
-          </w:p>
-        </w:tc>
-        <w:tc>
-          <w:tcPr>
-            <w:tcW w:w="281" w:type="dxa"/>
-            <w:shd w:val="clear" w:color="auto" w:fill="auto"/>
-          </w:tcPr>
-          <w:p>
-            <w:pPr>
-              <w:pStyle w:val="a0"/>
-              <w:ind w:firstLine="0"/>
-            </w:pPr>
-          </w:p>
-        </w:tc>
-        <w:tc>
-          <w:tcPr>
-            <w:tcW w:w="4363" w:type="dxa"/>
-            <w:shd w:val="clear" w:color="auto" w:fill="auto"/>
-          </w:tcPr>
-          <w:p>
-            <w:pPr>
-              <w:pStyle w:val="a0"/>
-              <w:ind w:firstLine="0"/>
-            </w:pPr>
-          </w:p>
-        </w:tc>
-      </w:tr>
-      <w:tr>
-        <w:tc>
-          <w:tcPr>
-            <w:tcW w:w="2083" w:type="dxa"/>
-            <w:shd w:val="clear" w:color="auto" w:fill="auto"/>
-          </w:tcPr>
-          <w:p>
-            <w:pPr>
-              <w:pStyle w:val="a0"/>
-              <w:ind w:firstLine="0"/>
-            </w:pPr>
-          </w:p>
-        </w:tc>
-        <w:tc>
-          <w:tcPr>
-            <w:tcW w:w="280" w:type="dxa"/>
-            <w:shd w:val="clear" w:color="auto" w:fill="auto"/>
-          </w:tcPr>
-          <w:p>
-            <w:pPr>
-              <w:pStyle w:val="a0"/>
-              <w:ind w:firstLine="0"/>
-            </w:pPr>
-          </w:p>
-        </w:tc>
-        <w:tc>
-          <w:tcPr>
-            <w:tcW w:w="2348" w:type="dxa"/>
-            <w:shd w:val="clear" w:color="auto" w:fill="auto"/>
-          </w:tcPr>
-          <w:p>
-            <w:pPr>
-              <w:pStyle w:val="a0"/>
-              <w:ind w:firstLine="0"/>
-              <w:jc w:val="center"/>
-              <w:rPr>
-                <w:sz w:val="20"/>
-                <w:szCs w:val="20"/>
-              </w:rPr>
-            </w:pPr>
-          </w:p>
-        </w:tc>
-        <w:tc>
-          <w:tcPr>
-            <w:tcW w:w="281" w:type="dxa"/>
-            <w:shd w:val="clear" w:color="auto" w:fill="auto"/>
-          </w:tcPr>
-          <w:p>
-            <w:pPr>
-              <w:pStyle w:val="a0"/>
-              <w:ind w:firstLine="0"/>
-            </w:pPr>
-          </w:p>
-        </w:tc>
-        <w:tc>
-          <w:tcPr>
-            <w:tcW w:w="4363" w:type="dxa"/>
-            <w:shd w:val="clear" w:color="auto" w:fill="auto"/>
-          </w:tcPr>
-          <w:p>
-            <w:pPr>
-              <w:pStyle w:val="a0"/>
-              <w:ind w:firstLine="0"/>
-            </w:pPr>
-          </w:p>
-        </w:tc>
-      </w:tr>
-      <w:tr>
-        <w:tc>
-          <w:tcPr>
-            <w:tcW w:w="2083" w:type="dxa"/>
-            <w:shd w:val="clear" w:color="auto" w:fill="auto"/>
-          </w:tcPr>
-          <w:p>
-            <w:pPr>
-              <w:pStyle w:val="a0"/>
-              <w:ind w:firstLine="0"/>
-            </w:pPr>
-          </w:p>
-        </w:tc>
-        <w:tc>
-          <w:tcPr>
-            <w:tcW w:w="280" w:type="dxa"/>
-            <w:shd w:val="clear" w:color="auto" w:fill="auto"/>
-          </w:tcPr>
-          <w:p>
-            <w:pPr>
-              <w:pStyle w:val="a0"/>
-              <w:ind w:firstLine="0"/>
-            </w:pPr>
-          </w:p>
-        </w:tc>
-        <w:tc>
-          <w:tcPr>
-            <w:tcW w:w="2348" w:type="dxa"/>
-            <w:shd w:val="clear" w:color="auto" w:fill="auto"/>
-          </w:tcPr>
-          <w:p>
-            <w:pPr>
-              <w:pStyle w:val="a0"/>
-              <w:ind w:firstLine="0"/>
-              <w:jc w:val="center"/>
-              <w:rPr>
-                <w:sz w:val="20"/>
-                <w:szCs w:val="20"/>
-              </w:rPr>
-            </w:pPr>
-          </w:p>
-        </w:tc>
-        <w:tc>
-          <w:tcPr>
-            <w:tcW w:w="281" w:type="dxa"/>
-            <w:shd w:val="clear" w:color="auto" w:fill="auto"/>
-          </w:tcPr>
-          <w:p>
-            <w:pPr>
-              <w:pStyle w:val="a0"/>
-              <w:ind w:firstLine="0"/>
-            </w:pPr>
-          </w:p>
-        </w:tc>
-        <w:tc>
-          <w:tcPr>
-            <w:tcW w:w="4363" w:type="dxa"/>
-            <w:shd w:val="clear" w:color="auto" w:fill="auto"/>
-          </w:tcPr>
-          <w:p>
-            <w:pPr>
-              <w:pStyle w:val="a0"/>
-              <w:ind w:firstLine="0"/>
             </w:pPr>
           </w:p>
         </w:tc>
@@ -1115,27 +915,10 @@
     </w:tbl>
     <w:p>
       <w:pPr>
-        <w:pStyle w:val="a8"/>
-        <w:rPr>
-          <w:b/>
-        </w:rPr>
-      </w:pPr>
-      <w:r>
-        <w:br w:type="page"/>
-      </w:r>
-    </w:p>
-    <w:p>
-      <w:pPr>
         <w:pStyle w:val="2"/>
         <w:spacing w:line="312" w:lineRule="auto"/>
-        <w:rPr>
-          <w:sz w:val="32"/>
-        </w:rPr>
-      </w:pPr>
-      <w:r>
-        <w:rPr>
-          <w:sz w:val="32"/>
-        </w:rPr>
+      </w:pPr>
+      <w:r>
         <w:lastRenderedPageBreak/>
         <w:t>1 Цель работы</w:t>
       </w:r>
@@ -1148,7 +931,6 @@
           <w:b w:val="0"/>
           <w:bCs w:val="0"/>
           <w:iCs w:val="0"/>
-          <w:sz w:val="32"/>
           <w:szCs w:val="24"/>
         </w:rPr>
       </w:pPr>
@@ -1158,7 +940,6 @@
           <w:b w:val="0"/>
           <w:bCs w:val="0"/>
           <w:iCs w:val="0"/>
-          <w:sz w:val="32"/>
           <w:szCs w:val="24"/>
         </w:rPr>
         <w:t>Р</w:t>
@@ -1169,7 +950,6 @@
           <w:b w:val="0"/>
           <w:bCs w:val="0"/>
           <w:iCs w:val="0"/>
-          <w:sz w:val="32"/>
           <w:szCs w:val="24"/>
         </w:rPr>
         <w:t>азработать консольное приложение</w:t>
@@ -1180,7 +960,6 @@
           <w:b w:val="0"/>
           <w:bCs w:val="0"/>
           <w:iCs w:val="0"/>
-          <w:sz w:val="32"/>
           <w:szCs w:val="24"/>
         </w:rPr>
         <w:t xml:space="preserve"> для </w:t>
@@ -1191,7 +970,6 @@
           <w:b w:val="0"/>
           <w:bCs w:val="0"/>
           <w:iCs w:val="0"/>
-          <w:sz w:val="32"/>
           <w:szCs w:val="24"/>
         </w:rPr>
         <w:t xml:space="preserve">сортировки целых чисел </w:t>
@@ -1202,7 +980,6 @@
           <w:b w:val="0"/>
           <w:bCs w:val="0"/>
           <w:iCs w:val="0"/>
-          <w:sz w:val="32"/>
           <w:szCs w:val="24"/>
         </w:rPr>
         <w:t xml:space="preserve">и </w:t>
@@ -1213,7 +990,6 @@
           <w:b w:val="0"/>
           <w:bCs w:val="0"/>
           <w:iCs w:val="0"/>
-          <w:sz w:val="32"/>
           <w:szCs w:val="24"/>
         </w:rPr>
         <w:t>оценить</w:t>
@@ -1224,7 +1000,6 @@
           <w:b w:val="0"/>
           <w:bCs w:val="0"/>
           <w:iCs w:val="0"/>
-          <w:sz w:val="32"/>
           <w:szCs w:val="24"/>
         </w:rPr>
         <w:t xml:space="preserve"> сложности полученного алгоритма.</w:t>
@@ -1233,42 +1008,153 @@
     <w:p>
       <w:pPr>
         <w:pStyle w:val="2"/>
-        <w:rPr>
-          <w:sz w:val="32"/>
-        </w:rPr>
-      </w:pPr>
-      <w:r>
-        <w:rPr>
-          <w:sz w:val="32"/>
-        </w:rPr>
+      </w:pPr>
+      <w:r>
         <w:t>2 Задание</w:t>
       </w:r>
     </w:p>
     <w:p>
       <w:pPr>
-        <w:pStyle w:val="a0"/>
-        <w:rPr>
-          <w:sz w:val="32"/>
-        </w:rPr>
-      </w:pPr>
-      <w:r>
-        <w:rPr>
-          <w:sz w:val="32"/>
-        </w:rPr>
-        <w:t>Сортировка массива вставками</w:t>
+        <w:pStyle w:val="a9"/>
+        <w:numPr>
+          <w:ilvl w:val="0"/>
+          <w:numId w:val="4"/>
+        </w:numPr>
+      </w:pPr>
+      <w:r>
+        <w:t>Описать алгоритм сортировки (согласно варианту) в виде блок-схемы.</w:t>
+      </w:r>
+    </w:p>
+    <w:p>
+      <w:pPr>
+        <w:pStyle w:val="a9"/>
+        <w:numPr>
+          <w:ilvl w:val="0"/>
+          <w:numId w:val="4"/>
+        </w:numPr>
+      </w:pPr>
+      <w:r>
+        <w:t>Рассчитать лучшую и худшую временную сложность реализованного алгоритма</w:t>
+      </w:r>
+    </w:p>
+    <w:p>
+      <w:pPr>
+        <w:pStyle w:val="a9"/>
+        <w:numPr>
+          <w:ilvl w:val="0"/>
+          <w:numId w:val="4"/>
+        </w:numPr>
+      </w:pPr>
+      <w:r>
+        <w:t xml:space="preserve">В </w:t>
+      </w:r>
+      <w:proofErr w:type="spellStart"/>
+      <w:r>
+        <w:t>репозитории</w:t>
+      </w:r>
+      <w:proofErr w:type="spellEnd"/>
+      <w:r>
+        <w:t xml:space="preserve"> из первой работы создать отдельн</w:t>
+      </w:r>
+      <w:r>
+        <w:rPr>
+          <w:bCs/>
+          <w:iCs/>
+        </w:rPr>
+        <w:t xml:space="preserve">ую ветку под проект консольного </w:t>
+      </w:r>
+      <w:r>
+        <w:t>приложения.</w:t>
+      </w:r>
+    </w:p>
+    <w:p>
+      <w:pPr>
+        <w:pStyle w:val="a9"/>
+        <w:numPr>
+          <w:ilvl w:val="0"/>
+          <w:numId w:val="4"/>
+        </w:numPr>
+      </w:pPr>
+      <w:r>
+        <w:t>Запрограммировать описанный алгоритм сортиров</w:t>
+      </w:r>
+      <w:r>
+        <w:rPr>
+          <w:bCs/>
+          <w:iCs/>
+        </w:rPr>
+        <w:t xml:space="preserve">ки в виде отдельного модуля (не </w:t>
+      </w:r>
+      <w:r>
+        <w:t>используя штатные функции сортировки).</w:t>
+      </w:r>
+    </w:p>
+    <w:p>
+      <w:pPr>
+        <w:pStyle w:val="a9"/>
+        <w:numPr>
+          <w:ilvl w:val="0"/>
+          <w:numId w:val="4"/>
+        </w:numPr>
+      </w:pPr>
+      <w:r>
+        <w:t>Протестировать запрограммированный алгорит</w:t>
+      </w:r>
+      <w:r>
+        <w:rPr>
+          <w:bCs/>
+          <w:iCs/>
+        </w:rPr>
+        <w:t xml:space="preserve">м. Необходимо реализовать </w:t>
+      </w:r>
+      <w:proofErr w:type="spellStart"/>
+      <w:r>
+        <w:rPr>
+          <w:bCs/>
+          <w:iCs/>
+        </w:rPr>
+        <w:t>unit</w:t>
+      </w:r>
+      <w:proofErr w:type="spellEnd"/>
+      <w:r>
+        <w:rPr>
+          <w:bCs/>
+          <w:iCs/>
+        </w:rPr>
+        <w:t>-</w:t>
+      </w:r>
+      <w:r>
+        <w:t>тесты для модуля сортировки. Тесты должны за</w:t>
+      </w:r>
+      <w:r>
+        <w:rPr>
+          <w:bCs/>
+          <w:iCs/>
+        </w:rPr>
+        <w:t xml:space="preserve">пускаться отдельно от основного </w:t>
+      </w:r>
+      <w:r>
+        <w:t>приложения.</w:t>
+      </w:r>
+    </w:p>
+    <w:p>
+      <w:pPr>
+        <w:pStyle w:val="a9"/>
+        <w:numPr>
+          <w:ilvl w:val="0"/>
+          <w:numId w:val="4"/>
+        </w:numPr>
+      </w:pPr>
+      <w:r>
+        <w:t>Написать отчёт по работе.</w:t>
       </w:r>
     </w:p>
     <w:p>
       <w:pPr>
         <w:pStyle w:val="2"/>
-        <w:rPr>
-          <w:sz w:val="32"/>
-        </w:rPr>
-      </w:pPr>
-      <w:r>
-        <w:rPr>
-          <w:sz w:val="32"/>
-        </w:rPr>
+      </w:pPr>
+      <w:r>
+        <w:lastRenderedPageBreak/>
         <w:t>3 Блок-схема</w:t>
       </w:r>
     </w:p>
@@ -1276,9 +1162,6 @@
       <w:pPr>
         <w:pStyle w:val="2"/>
         <w:jc w:val="center"/>
-        <w:rPr>
-          <w:lang w:val="en-US"/>
-        </w:rPr>
       </w:pPr>
       <w:r>
         <w:rPr>
@@ -1301,7 +1184,7 @@
                     <pic:cNvPicPr/>
                   </pic:nvPicPr>
                   <pic:blipFill rotWithShape="1">
-                    <a:blip r:embed="rId7">
+                    <a:blip r:embed="rId8">
                       <a:extLst>
                         <a:ext uri="{28A0092B-C50C-407E-A947-70E740481C1C}">
                           <a14:useLocalDpi xmlns:a14="http://schemas.microsoft.com/office/drawing/2010/main" val="0"/>
@@ -1341,140 +1224,109 @@
         <w:jc w:val="center"/>
       </w:pPr>
       <w:r>
-        <w:t>Рисунок 1 – Блок-схема программы</w:t>
+        <w:t xml:space="preserve">Рисунок 1 – Блок-схема </w:t>
+      </w:r>
+      <w:r>
+        <w:t>алгоритма</w:t>
       </w:r>
     </w:p>
     <w:p>
       <w:pPr>
         <w:rPr>
           <w:b/>
-          <w:sz w:val="32"/>
         </w:rPr>
       </w:pPr>
     </w:p>
     <w:p>
       <w:pPr>
         <w:pStyle w:val="2"/>
-        <w:rPr>
-          <w:sz w:val="32"/>
-        </w:rPr>
-      </w:pPr>
-      <w:r>
-        <w:rPr>
-          <w:sz w:val="32"/>
-        </w:rPr>
+      </w:pPr>
+      <w:r>
+        <w:t>4</w:t>
+      </w:r>
+      <w:r>
+        <w:t xml:space="preserve"> </w:t>
+      </w:r>
+      <w:r>
+        <w:t xml:space="preserve">Расчет </w:t>
+      </w:r>
+      <w:r>
+        <w:t>лучш</w:t>
+      </w:r>
+      <w:r>
+        <w:t>ей и худшей сложности алгоритма</w:t>
+      </w:r>
+    </w:p>
+    <w:p>
+      <w:pPr>
+        <w:pStyle w:val="2"/>
+        <w:rPr>
+          <w:b w:val="0"/>
+        </w:rPr>
+      </w:pPr>
+      <w:r>
+        <w:rPr>
+          <w:b w:val="0"/>
+        </w:rPr>
+        <w:t xml:space="preserve">Лучшая сложность алгоритма будет, когда на вход поступает уже отсортированный массив. В этом случае программа пройдется по всем элементам и закончит выполнение. Следовательно, </w:t>
+      </w:r>
+      <w:r>
+        <w:rPr>
+          <w:b w:val="0"/>
+        </w:rPr>
+        <w:t xml:space="preserve">лучшая </w:t>
+      </w:r>
+      <w:r>
+        <w:rPr>
+          <w:b w:val="0"/>
+        </w:rPr>
+        <w:t xml:space="preserve">сложность будет </w:t>
+      </w:r>
+      <w:r>
+        <w:rPr>
+          <w:b w:val="0"/>
+          <w:lang w:val="en-US"/>
+        </w:rPr>
+        <w:t>O(n)</w:t>
+      </w:r>
+    </w:p>
+    <w:p>
+      <w:r>
+        <w:tab/>
+        <w:t xml:space="preserve">Худшая сложность алгоритма будет, когда на вход поступает массив, отсортированный по убыванию. В этом случае программа </w:t>
+      </w:r>
+      <w:r>
         <w:lastRenderedPageBreak/>
-        <w:t>4</w:t>
-      </w:r>
-      <w:r>
-        <w:rPr>
-          <w:sz w:val="32"/>
-        </w:rPr>
-        <w:t xml:space="preserve"> </w:t>
-      </w:r>
-      <w:r>
-        <w:rPr>
-          <w:sz w:val="32"/>
-        </w:rPr>
-        <w:t xml:space="preserve">Расчет </w:t>
-      </w:r>
-      <w:r>
-        <w:rPr>
-          <w:sz w:val="32"/>
-        </w:rPr>
-        <w:t>лучш</w:t>
-      </w:r>
-      <w:r>
-        <w:rPr>
-          <w:sz w:val="32"/>
-        </w:rPr>
-        <w:t>ей и худшей сложности алгоритма</w:t>
-      </w:r>
-    </w:p>
-    <w:p>
-      <w:pPr>
-        <w:pStyle w:val="2"/>
-        <w:rPr>
-          <w:b w:val="0"/>
-          <w:sz w:val="32"/>
-        </w:rPr>
-      </w:pPr>
-      <w:r>
-        <w:rPr>
-          <w:b w:val="0"/>
-          <w:sz w:val="32"/>
-        </w:rPr>
-        <w:t xml:space="preserve">Лучшая сложность алгоритма будет, когда на вход поступает уже отсортированный массив. В этом случае программа пройдется по всем элементам и закончит выполнение. Следовательно, </w:t>
-      </w:r>
-      <w:r>
-        <w:rPr>
-          <w:b w:val="0"/>
-          <w:sz w:val="32"/>
-        </w:rPr>
-        <w:t xml:space="preserve">лучшая </w:t>
-      </w:r>
-      <w:r>
-        <w:rPr>
-          <w:b w:val="0"/>
-          <w:sz w:val="32"/>
-        </w:rPr>
-        <w:t xml:space="preserve">сложность будет </w:t>
-      </w:r>
-      <w:r>
-        <w:rPr>
-          <w:b w:val="0"/>
-          <w:sz w:val="32"/>
+        <w:t>будет перемещать каждый элемент через все элементы массива. Следовательно,</w:t>
+      </w:r>
+      <w:r>
+        <w:t xml:space="preserve"> худшая</w:t>
+      </w:r>
+      <w:r>
+        <w:t xml:space="preserve"> сложность будет </w:t>
+      </w:r>
+      <w:r>
+        <w:rPr>
           <w:lang w:val="en-US"/>
         </w:rPr>
-        <w:t>O(n)</w:t>
-      </w:r>
-    </w:p>
-    <w:p>
-      <w:pPr>
-        <w:rPr>
-          <w:sz w:val="32"/>
+        <w:t>O</w:t>
+      </w:r>
+      <w:r>
+        <w:t>(</w:t>
+      </w:r>
+      <w:r>
+        <w:rPr>
           <w:lang w:val="en-US"/>
         </w:rPr>
-      </w:pPr>
-      <w:r>
-        <w:rPr>
-          <w:sz w:val="32"/>
-        </w:rPr>
-        <w:tab/>
-        <w:t>Худшая сложность алгоритма будет, когда на вход поступает массив, отсортированный по убыванию. В этом случае программа будет перемещать каждый элемент через все элементы массива. Следовательно,</w:t>
-      </w:r>
-      <w:r>
-        <w:rPr>
-          <w:sz w:val="32"/>
-        </w:rPr>
-        <w:t xml:space="preserve"> худшая</w:t>
-      </w:r>
-      <w:r>
-        <w:rPr>
-          <w:sz w:val="32"/>
-        </w:rPr>
-        <w:t xml:space="preserve"> сложность будет </w:t>
-      </w:r>
-      <w:r>
-        <w:rPr>
-          <w:sz w:val="32"/>
-          <w:lang w:val="en-US"/>
-        </w:rPr>
-        <w:t>O(n</w:t>
-      </w:r>
-      <w:r>
-        <w:rPr>
-          <w:sz w:val="32"/>
+        <w:t>n</w:t>
+      </w:r>
+      <w:r>
+        <w:rPr>
           <w:vertAlign w:val="superscript"/>
-          <w:lang w:val="en-US"/>
         </w:rPr>
         <w:t>2</w:t>
       </w:r>
       <w:r>
-        <w:rPr>
-          <w:sz w:val="32"/>
-          <w:lang w:val="en-US"/>
-        </w:rPr>
         <w:t>)</w:t>
       </w:r>
     </w:p>
@@ -1482,47 +1334,20 @@
       <w:pPr>
         <w:pStyle w:val="2"/>
         <w:ind w:left="708" w:firstLine="1"/>
-        <w:rPr>
-          <w:sz w:val="32"/>
-        </w:rPr>
-      </w:pPr>
-      <w:r>
-        <w:rPr>
-          <w:sz w:val="32"/>
-        </w:rPr>
+      </w:pPr>
+      <w:r>
         <w:t>5 Тест</w:t>
       </w:r>
       <w:r>
-        <w:rPr>
-          <w:sz w:val="32"/>
-        </w:rPr>
         <w:t>ы</w:t>
       </w:r>
     </w:p>
     <w:p>
       <w:pPr>
         <w:pStyle w:val="a0"/>
-        <w:rPr>
-          <w:sz w:val="32"/>
-        </w:rPr>
-      </w:pPr>
-      <w:r>
-        <w:rPr>
-          <w:sz w:val="32"/>
-        </w:rPr>
-        <w:t>Тест</w:t>
-      </w:r>
-      <w:r>
-        <w:rPr>
-          <w:sz w:val="32"/>
-        </w:rPr>
-        <w:t xml:space="preserve"> 1: </w:t>
-      </w:r>
-      <w:r>
-        <w:rPr>
-          <w:sz w:val="32"/>
-        </w:rPr>
-        <w:t>Массив [5, 7, 3, 8, 1]</w:t>
+      </w:pPr>
+      <w:r>
+        <w:t>Тест 1 проводится с массивом положительных чисел. Должен возвращаться отсортированный по возрастанию массив.</w:t>
       </w:r>
     </w:p>
     <w:p>
@@ -1540,53 +1365,6 @@
             <wp:extent cx="5940425" cy="810829"/>
             <wp:effectExtent l="0" t="0" r="3175" b="8890"/>
             <wp:docPr id="6" name="Рисунок 6"/>
-            <wp:cNvGraphicFramePr>
-              <a:graphicFrameLocks xmlns:a="http://schemas.openxmlformats.org/drawingml/2006/main" noChangeAspect="1"/>
-            </wp:cNvGraphicFramePr>
-            <a:graphic xmlns:a="http://schemas.openxmlformats.org/drawingml/2006/main">
-              <a:graphicData uri="http://schemas.openxmlformats.org/drawingml/2006/picture">
-                <pic:pic xmlns:pic="http://schemas.openxmlformats.org/drawingml/2006/picture">
-                  <pic:nvPicPr>
-                    <pic:cNvPr id="0" name=""/>
-                    <pic:cNvPicPr/>
-                  </pic:nvPicPr>
-                  <pic:blipFill>
-                    <a:blip r:embed="rId8"/>
-                    <a:stretch>
-                      <a:fillRect/>
-                    </a:stretch>
-                  </pic:blipFill>
-                  <pic:spPr>
-                    <a:xfrm>
-                      <a:off x="0" y="0"/>
-                      <a:ext cx="5940425" cy="810829"/>
-                    </a:xfrm>
-                    <a:prstGeom prst="rect">
-                      <a:avLst/>
-                    </a:prstGeom>
-                  </pic:spPr>
-                </pic:pic>
-              </a:graphicData>
-            </a:graphic>
-          </wp:inline>
-        </w:drawing>
-      </w:r>
-    </w:p>
-    <w:p>
-      <w:pPr>
-        <w:pStyle w:val="a0"/>
-        <w:jc w:val="center"/>
-      </w:pPr>
-      <w:r>
-        <w:rPr>
-          <w:noProof/>
-          <w:lang w:eastAsia="ru-RU" w:bidi="ar-SA"/>
-        </w:rPr>
-        <w:drawing>
-          <wp:inline distT="0" distB="0" distL="0" distR="0" wp14:anchorId="3AB3EAB1" wp14:editId="4EBC523F">
-            <wp:extent cx="3934374" cy="1038370"/>
-            <wp:effectExtent l="0" t="0" r="9525" b="9525"/>
-            <wp:docPr id="7" name="Рисунок 7"/>
             <wp:cNvGraphicFramePr>
               <a:graphicFrameLocks xmlns:a="http://schemas.openxmlformats.org/drawingml/2006/main" noChangeAspect="1"/>
             </wp:cNvGraphicFramePr>
@@ -1606,7 +1384,7 @@
                   <pic:spPr>
                     <a:xfrm>
                       <a:off x="0" y="0"/>
-                      <a:ext cx="3934374" cy="1038370"/>
+                      <a:ext cx="5940425" cy="810829"/>
                     </a:xfrm>
                     <a:prstGeom prst="rect">
                       <a:avLst/>
@@ -1623,69 +1401,6 @@
       <w:pPr>
         <w:pStyle w:val="a0"/>
         <w:jc w:val="center"/>
-        <w:rPr>
-          <w:sz w:val="32"/>
-        </w:rPr>
-      </w:pPr>
-      <w:r>
-        <w:rPr>
-          <w:sz w:val="32"/>
-        </w:rPr>
-        <w:t xml:space="preserve">Рисунок 3 – </w:t>
-      </w:r>
-      <w:r>
-        <w:rPr>
-          <w:sz w:val="32"/>
-        </w:rPr>
-        <w:t>Тест</w:t>
-      </w:r>
-      <w:r>
-        <w:rPr>
-          <w:sz w:val="32"/>
-        </w:rPr>
-        <w:t xml:space="preserve"> 1</w:t>
-      </w:r>
-    </w:p>
-    <w:p>
-      <w:pPr>
-        <w:pStyle w:val="a0"/>
-        <w:jc w:val="center"/>
-        <w:rPr>
-          <w:sz w:val="32"/>
-        </w:rPr>
-      </w:pPr>
-    </w:p>
-    <w:p>
-      <w:pPr>
-        <w:pStyle w:val="a0"/>
-        <w:jc w:val="left"/>
-        <w:rPr>
-          <w:sz w:val="32"/>
-        </w:rPr>
-      </w:pPr>
-      <w:r>
-        <w:rPr>
-          <w:sz w:val="32"/>
-        </w:rPr>
-        <w:t>Тест</w:t>
-      </w:r>
-      <w:r>
-        <w:rPr>
-          <w:sz w:val="32"/>
-        </w:rPr>
-        <w:t xml:space="preserve"> 2: </w:t>
-      </w:r>
-      <w:r>
-        <w:rPr>
-          <w:sz w:val="32"/>
-        </w:rPr>
-        <w:t>Пустой массив</w:t>
-      </w:r>
-    </w:p>
-    <w:p>
-      <w:pPr>
-        <w:pStyle w:val="a0"/>
-        <w:jc w:val="center"/>
       </w:pPr>
       <w:r>
         <w:rPr>
@@ -1693,10 +1408,10 @@
           <w:lang w:eastAsia="ru-RU" w:bidi="ar-SA"/>
         </w:rPr>
         <w:drawing>
-          <wp:inline distT="0" distB="0" distL="0" distR="0" wp14:anchorId="511A6664" wp14:editId="59724902">
-            <wp:extent cx="3191320" cy="790685"/>
+          <wp:inline distT="0" distB="0" distL="0" distR="0" wp14:anchorId="3AB3EAB1" wp14:editId="4EBC523F">
+            <wp:extent cx="3934374" cy="1038370"/>
             <wp:effectExtent l="0" t="0" r="9525" b="9525"/>
-            <wp:docPr id="2" name="Рисунок 2"/>
+            <wp:docPr id="7" name="Рисунок 7"/>
             <wp:cNvGraphicFramePr>
               <a:graphicFrameLocks xmlns:a="http://schemas.openxmlformats.org/drawingml/2006/main" noChangeAspect="1"/>
             </wp:cNvGraphicFramePr>
@@ -1716,7 +1431,7 @@
                   <pic:spPr>
                     <a:xfrm>
                       <a:off x="0" y="0"/>
-                      <a:ext cx="3191320" cy="790685"/>
+                      <a:ext cx="3934374" cy="1038370"/>
                     </a:xfrm>
                     <a:prstGeom prst="rect">
                       <a:avLst/>
@@ -1735,15 +1450,48 @@
         <w:jc w:val="center"/>
       </w:pPr>
       <w:r>
+        <w:t>Рисунок 2</w:t>
+      </w:r>
+      <w:r>
+        <w:t xml:space="preserve"> – </w:t>
+      </w:r>
+      <w:r>
+        <w:t>Тест</w:t>
+      </w:r>
+      <w:r>
+        <w:t xml:space="preserve"> 1</w:t>
+      </w:r>
+    </w:p>
+    <w:p>
+      <w:pPr>
+        <w:pStyle w:val="a0"/>
+        <w:jc w:val="center"/>
+      </w:pPr>
+    </w:p>
+    <w:p>
+      <w:pPr>
+        <w:pStyle w:val="a0"/>
+        <w:jc w:val="left"/>
+      </w:pPr>
+      <w:r>
+        <w:t>Тест 2 проводится с пустым массивом. Должен возвращаться пустой массив.</w:t>
+      </w:r>
+    </w:p>
+    <w:p>
+      <w:pPr>
+        <w:pStyle w:val="a0"/>
+        <w:jc w:val="center"/>
+      </w:pPr>
+      <w:r>
         <w:rPr>
           <w:noProof/>
           <w:lang w:eastAsia="ru-RU" w:bidi="ar-SA"/>
         </w:rPr>
         <w:drawing>
-          <wp:inline distT="0" distB="0" distL="0" distR="0" wp14:anchorId="6D122285" wp14:editId="3E51A199">
-            <wp:extent cx="3867690" cy="981212"/>
-            <wp:effectExtent l="0" t="0" r="0" b="9525"/>
-            <wp:docPr id="4" name="Рисунок 4"/>
+          <wp:inline distT="0" distB="0" distL="0" distR="0" wp14:anchorId="511A6664" wp14:editId="59724902">
+            <wp:extent cx="3191320" cy="790685"/>
+            <wp:effectExtent l="0" t="0" r="9525" b="9525"/>
+            <wp:docPr id="2" name="Рисунок 2"/>
             <wp:cNvGraphicFramePr>
               <a:graphicFrameLocks xmlns:a="http://schemas.openxmlformats.org/drawingml/2006/main" noChangeAspect="1"/>
             </wp:cNvGraphicFramePr>
@@ -1763,7 +1511,7 @@
                   <pic:spPr>
                     <a:xfrm>
                       <a:off x="0" y="0"/>
-                      <a:ext cx="3867690" cy="981212"/>
+                      <a:ext cx="3191320" cy="790685"/>
                     </a:xfrm>
                     <a:prstGeom prst="rect">
                       <a:avLst/>
@@ -1780,100 +1528,6 @@
       <w:pPr>
         <w:pStyle w:val="a0"/>
         <w:jc w:val="center"/>
-        <w:rPr>
-          <w:sz w:val="32"/>
-        </w:rPr>
-      </w:pPr>
-      <w:r>
-        <w:rPr>
-          <w:sz w:val="32"/>
-        </w:rPr>
-        <w:t xml:space="preserve">Рисунок 4 – </w:t>
-      </w:r>
-      <w:r>
-        <w:rPr>
-          <w:sz w:val="32"/>
-        </w:rPr>
-        <w:t>Тест</w:t>
-      </w:r>
-      <w:r>
-        <w:rPr>
-          <w:sz w:val="32"/>
-        </w:rPr>
-        <w:t xml:space="preserve"> 2</w:t>
-      </w:r>
-    </w:p>
-    <w:p>
-      <w:pPr>
-        <w:pStyle w:val="a0"/>
-        <w:ind w:firstLine="0"/>
-        <w:jc w:val="left"/>
-      </w:pPr>
-    </w:p>
-    <w:p>
-      <w:pPr>
-        <w:pStyle w:val="a0"/>
-        <w:ind w:firstLine="0"/>
-        <w:jc w:val="left"/>
-      </w:pPr>
-    </w:p>
-    <w:p>
-      <w:pPr>
-        <w:pStyle w:val="a0"/>
-        <w:ind w:firstLine="0"/>
-        <w:jc w:val="left"/>
-      </w:pPr>
-    </w:p>
-    <w:p>
-      <w:pPr>
-        <w:pStyle w:val="a0"/>
-        <w:ind w:firstLine="0"/>
-        <w:jc w:val="left"/>
-      </w:pPr>
-    </w:p>
-    <w:p>
-      <w:pPr>
-        <w:pStyle w:val="a0"/>
-        <w:ind w:firstLine="0"/>
-        <w:jc w:val="left"/>
-      </w:pPr>
-    </w:p>
-    <w:p>
-      <w:pPr>
-        <w:pStyle w:val="a0"/>
-        <w:ind w:firstLine="0"/>
-        <w:jc w:val="left"/>
-      </w:pPr>
-    </w:p>
-    <w:p>
-      <w:pPr>
-        <w:pStyle w:val="a0"/>
-        <w:jc w:val="left"/>
-      </w:pPr>
-      <w:r>
-        <w:rPr>
-          <w:sz w:val="32"/>
-        </w:rPr>
-        <w:t>Тест</w:t>
-      </w:r>
-      <w:r>
-        <w:rPr>
-          <w:sz w:val="32"/>
-        </w:rPr>
-        <w:t xml:space="preserve"> 3: </w:t>
-      </w:r>
-      <w:r>
-        <w:rPr>
-          <w:sz w:val="32"/>
-        </w:rPr>
-        <w:t>Массив с отрицательными числами [-1, -5, 3, 0]</w:t>
-      </w:r>
-    </w:p>
-    <w:p>
-      <w:pPr>
-        <w:pStyle w:val="a0"/>
-        <w:ind w:firstLine="0"/>
-        <w:jc w:val="center"/>
       </w:pPr>
       <w:r>
         <w:rPr>
@@ -1881,10 +1535,10 @@
           <w:lang w:eastAsia="ru-RU" w:bidi="ar-SA"/>
         </w:rPr>
         <w:drawing>
-          <wp:inline distT="0" distB="0" distL="0" distR="0" wp14:anchorId="64384891" wp14:editId="131FAAA8">
-            <wp:extent cx="5801535" cy="676369"/>
-            <wp:effectExtent l="0" t="0" r="8890" b="9525"/>
-            <wp:docPr id="8" name="Рисунок 8"/>
+          <wp:inline distT="0" distB="0" distL="0" distR="0" wp14:anchorId="6D122285" wp14:editId="3E51A199">
+            <wp:extent cx="3867690" cy="981212"/>
+            <wp:effectExtent l="0" t="0" r="0" b="9525"/>
+            <wp:docPr id="4" name="Рисунок 4"/>
             <wp:cNvGraphicFramePr>
               <a:graphicFrameLocks xmlns:a="http://schemas.openxmlformats.org/drawingml/2006/main" noChangeAspect="1"/>
             </wp:cNvGraphicFramePr>
@@ -1904,7 +1558,7 @@
                   <pic:spPr>
                     <a:xfrm>
                       <a:off x="0" y="0"/>
-                      <a:ext cx="5801535" cy="676369"/>
+                      <a:ext cx="3867690" cy="981212"/>
                     </a:xfrm>
                     <a:prstGeom prst="rect">
                       <a:avLst/>
@@ -1923,15 +1577,58 @@
         <w:jc w:val="center"/>
       </w:pPr>
       <w:r>
+        <w:t>Рисунок 3</w:t>
+      </w:r>
+      <w:r>
+        <w:t xml:space="preserve"> – </w:t>
+      </w:r>
+      <w:r>
+        <w:t>Тест</w:t>
+      </w:r>
+      <w:r>
+        <w:t xml:space="preserve"> 2</w:t>
+      </w:r>
+    </w:p>
+    <w:p>
+      <w:pPr>
+        <w:pStyle w:val="a0"/>
+        <w:ind w:firstLine="0"/>
+        <w:jc w:val="left"/>
+      </w:pPr>
+    </w:p>
+    <w:p>
+      <w:pPr>
+        <w:pStyle w:val="a0"/>
+        <w:jc w:val="left"/>
+      </w:pPr>
+      <w:r>
+        <w:t>Тест</w:t>
+      </w:r>
+      <w:r>
+        <w:t xml:space="preserve"> 3</w:t>
+      </w:r>
+      <w:r>
+        <w:t xml:space="preserve"> проводится с массивом с отрицательными числами и 0. Должен возвращаться отсортированный по возрастанию массив.</w:t>
+      </w:r>
+      <w:bookmarkStart w:id="0" w:name="_GoBack"/>
+      <w:bookmarkEnd w:id="0"/>
+    </w:p>
+    <w:p>
+      <w:pPr>
+        <w:pStyle w:val="a0"/>
+        <w:ind w:firstLine="0"/>
+        <w:jc w:val="center"/>
+      </w:pPr>
+      <w:r>
         <w:rPr>
           <w:noProof/>
           <w:lang w:eastAsia="ru-RU" w:bidi="ar-SA"/>
         </w:rPr>
         <w:drawing>
-          <wp:inline distT="0" distB="0" distL="0" distR="0" wp14:anchorId="3A3A07CB" wp14:editId="5F49BB14">
-            <wp:extent cx="4096322" cy="1057423"/>
-            <wp:effectExtent l="0" t="0" r="0" b="9525"/>
-            <wp:docPr id="9" name="Рисунок 9"/>
+          <wp:inline distT="0" distB="0" distL="0" distR="0" wp14:anchorId="64384891" wp14:editId="131FAAA8">
+            <wp:extent cx="5801535" cy="676369"/>
+            <wp:effectExtent l="0" t="0" r="8890" b="9525"/>
+            <wp:docPr id="8" name="Рисунок 8"/>
             <wp:cNvGraphicFramePr>
               <a:graphicFrameLocks xmlns:a="http://schemas.openxmlformats.org/drawingml/2006/main" noChangeAspect="1"/>
             </wp:cNvGraphicFramePr>
@@ -1951,6 +1648,54 @@
                   <pic:spPr>
                     <a:xfrm>
                       <a:off x="0" y="0"/>
+                      <a:ext cx="5801535" cy="676369"/>
+                    </a:xfrm>
+                    <a:prstGeom prst="rect">
+                      <a:avLst/>
+                    </a:prstGeom>
+                  </pic:spPr>
+                </pic:pic>
+              </a:graphicData>
+            </a:graphic>
+          </wp:inline>
+        </w:drawing>
+      </w:r>
+    </w:p>
+    <w:p>
+      <w:pPr>
+        <w:pStyle w:val="a0"/>
+        <w:jc w:val="center"/>
+      </w:pPr>
+      <w:r>
+        <w:rPr>
+          <w:noProof/>
+          <w:lang w:eastAsia="ru-RU" w:bidi="ar-SA"/>
+        </w:rPr>
+        <w:lastRenderedPageBreak/>
+        <w:drawing>
+          <wp:inline distT="0" distB="0" distL="0" distR="0" wp14:anchorId="3A3A07CB" wp14:editId="5F49BB14">
+            <wp:extent cx="4096322" cy="1057423"/>
+            <wp:effectExtent l="0" t="0" r="0" b="9525"/>
+            <wp:docPr id="9" name="Рисунок 9"/>
+            <wp:cNvGraphicFramePr>
+              <a:graphicFrameLocks xmlns:a="http://schemas.openxmlformats.org/drawingml/2006/main" noChangeAspect="1"/>
+            </wp:cNvGraphicFramePr>
+            <a:graphic xmlns:a="http://schemas.openxmlformats.org/drawingml/2006/main">
+              <a:graphicData uri="http://schemas.openxmlformats.org/drawingml/2006/picture">
+                <pic:pic xmlns:pic="http://schemas.openxmlformats.org/drawingml/2006/picture">
+                  <pic:nvPicPr>
+                    <pic:cNvPr id="0" name=""/>
+                    <pic:cNvPicPr/>
+                  </pic:nvPicPr>
+                  <pic:blipFill>
+                    <a:blip r:embed="rId14"/>
+                    <a:stretch>
+                      <a:fillRect/>
+                    </a:stretch>
+                  </pic:blipFill>
+                  <pic:spPr>
+                    <a:xfrm>
+                      <a:off x="0" y="0"/>
                       <a:ext cx="4096322" cy="1057423"/>
                     </a:xfrm>
                     <a:prstGeom prst="rect">
@@ -1968,84 +1713,48 @@
       <w:pPr>
         <w:pStyle w:val="a0"/>
         <w:jc w:val="center"/>
-        <w:rPr>
-          <w:sz w:val="32"/>
-        </w:rPr>
-      </w:pPr>
-      <w:r>
-        <w:rPr>
-          <w:sz w:val="32"/>
-        </w:rPr>
-        <w:t xml:space="preserve">Рисунок 5 – </w:t>
-      </w:r>
-      <w:r>
-        <w:rPr>
-          <w:sz w:val="32"/>
-        </w:rPr>
+      </w:pPr>
+      <w:r>
+        <w:t>Рисунок 4</w:t>
+      </w:r>
+      <w:r>
+        <w:t xml:space="preserve"> – </w:t>
+      </w:r>
+      <w:r>
         <w:t>Тест</w:t>
       </w:r>
       <w:r>
-        <w:rPr>
-          <w:sz w:val="32"/>
-        </w:rPr>
         <w:t xml:space="preserve"> 3</w:t>
       </w:r>
     </w:p>
     <w:p>
       <w:pPr>
         <w:pStyle w:val="2"/>
-        <w:rPr>
-          <w:sz w:val="32"/>
-        </w:rPr>
-      </w:pPr>
-      <w:r>
-        <w:rPr>
-          <w:sz w:val="32"/>
-        </w:rPr>
+      </w:pPr>
+      <w:r>
         <w:t>6 Вывод</w:t>
       </w:r>
     </w:p>
     <w:p>
       <w:pPr>
-        <w:pStyle w:val="a0"/>
-        <w:rPr>
-          <w:sz w:val="32"/>
-        </w:rPr>
-      </w:pPr>
-      <w:r>
-        <w:rPr>
-          <w:sz w:val="32"/>
-        </w:rPr>
+        <w:ind w:firstLine="708"/>
+      </w:pPr>
+      <w:r>
         <w:t>Был</w:t>
       </w:r>
       <w:r>
-        <w:rPr>
-          <w:sz w:val="32"/>
-        </w:rPr>
         <w:t>о</w:t>
       </w:r>
       <w:r>
-        <w:rPr>
-          <w:sz w:val="32"/>
-        </w:rPr>
         <w:t xml:space="preserve"> разработан</w:t>
       </w:r>
       <w:r>
-        <w:rPr>
-          <w:sz w:val="32"/>
-        </w:rPr>
         <w:t>о</w:t>
       </w:r>
       <w:r>
-        <w:rPr>
-          <w:sz w:val="32"/>
-        </w:rPr>
         <w:t xml:space="preserve"> </w:t>
       </w:r>
       <w:r>
-        <w:rPr>
-          <w:sz w:val="32"/>
-        </w:rPr>
         <w:t>консольное приложение для сортировки целых чисел и проведена оценка сложности алгоритма.</w:t>
       </w:r>
     </w:p>
@@ -2062,6 +1771,95 @@
 <file path=word/numbering.xml><?xml version="1.0" encoding="utf-8"?>
 <w:numbering xmlns:wpc="http://schemas.microsoft.com/office/word/2010/wordprocessingCanvas" xmlns:mc="http://schemas.openxmlformats.org/markup-compatibility/2006" xmlns:o="urn:schemas-microsoft-com:office:office" xmlns:r="http://schemas.openxmlformats.org/officeDocument/2006/relationships" xmlns:m="http://schemas.openxmlformats.org/officeDocument/2006/math" xmlns:v="urn:schemas-microsoft-com:vml" xmlns:wp14="http://schemas.microsoft.com/office/word/2010/wordprocessingDrawing" xmlns:wp="http://schemas.openxmlformats.org/drawingml/2006/wordprocessingDrawing" xmlns:w10="urn:schemas-microsoft-com:office:word" xmlns:w="http://schemas.openxmlformats.org/wordprocessingml/2006/main" xmlns:w14="http://schemas.microsoft.com/office/word/2010/wordml" xmlns:wpg="http://schemas.microsoft.com/office/word/2010/wordprocessingGroup" xmlns:wpi="http://schemas.microsoft.com/office/word/2010/wordprocessingInk" xmlns:wne="http://schemas.microsoft.com/office/word/2006/wordml" xmlns:wps="http://schemas.microsoft.com/office/word/2010/wordprocessingShape" mc:Ignorable="w14 wp14">
   <w:abstractNum w:abstractNumId="0">
+    <w:nsid w:val="186456B8"/>
+    <w:multiLevelType w:val="hybridMultilevel"/>
+    <w:tmpl w:val="F3CA2C4E"/>
+    <w:lvl w:ilvl="0" w:tplc="C7CEBD9E">
+      <w:start w:val="1"/>
+      <w:numFmt w:val="decimal"/>
+      <w:lvlText w:val="%1."/>
+      <w:lvlJc w:val="left"/>
+      <w:pPr>
+        <w:ind w:left="1069" w:hanging="360"/>
+      </w:pPr>
+      <w:rPr>
+        <w:rFonts w:hint="default"/>
+      </w:rPr>
+    </w:lvl>
+    <w:lvl w:ilvl="1" w:tplc="04190019" w:tentative="1">
+      <w:start w:val="1"/>
+      <w:numFmt w:val="lowerLetter"/>
+      <w:lvlText w:val="%2."/>
+      <w:lvlJc w:val="left"/>
+      <w:pPr>
+        <w:ind w:left="1789" w:hanging="360"/>
+      </w:pPr>
+    </w:lvl>
+    <w:lvl w:ilvl="2" w:tplc="0419001B" w:tentative="1">
+      <w:start w:val="1"/>
+      <w:numFmt w:val="lowerRoman"/>
+      <w:lvlText w:val="%3."/>
+      <w:lvlJc w:val="right"/>
+      <w:pPr>
+        <w:ind w:left="2509" w:hanging="180"/>
+      </w:pPr>
+    </w:lvl>
+    <w:lvl w:ilvl="3" w:tplc="0419000F" w:tentative="1">
+      <w:start w:val="1"/>
+      <w:numFmt w:val="decimal"/>
+      <w:lvlText w:val="%4."/>
+      <w:lvlJc w:val="left"/>
+      <w:pPr>
+        <w:ind w:left="3229" w:hanging="360"/>
+      </w:pPr>
+    </w:lvl>
+    <w:lvl w:ilvl="4" w:tplc="04190019" w:tentative="1">
+      <w:start w:val="1"/>
+      <w:numFmt w:val="lowerLetter"/>
+      <w:lvlText w:val="%5."/>
+      <w:lvlJc w:val="left"/>
+      <w:pPr>
+        <w:ind w:left="3949" w:hanging="360"/>
+      </w:pPr>
+    </w:lvl>
+    <w:lvl w:ilvl="5" w:tplc="0419001B" w:tentative="1">
+      <w:start w:val="1"/>
+      <w:numFmt w:val="lowerRoman"/>
+      <w:lvlText w:val="%6."/>
+      <w:lvlJc w:val="right"/>
+      <w:pPr>
+        <w:ind w:left="4669" w:hanging="180"/>
+      </w:pPr>
+    </w:lvl>
+    <w:lvl w:ilvl="6" w:tplc="0419000F" w:tentative="1">
+      <w:start w:val="1"/>
+      <w:numFmt w:val="decimal"/>
+      <w:lvlText w:val="%7."/>
+      <w:lvlJc w:val="left"/>
+      <w:pPr>
+        <w:ind w:left="5389" w:hanging="360"/>
+      </w:pPr>
+    </w:lvl>
+    <w:lvl w:ilvl="7" w:tplc="04190019" w:tentative="1">
+      <w:start w:val="1"/>
+      <w:numFmt w:val="lowerLetter"/>
+      <w:lvlText w:val="%8."/>
+      <w:lvlJc w:val="left"/>
+      <w:pPr>
+        <w:ind w:left="6109" w:hanging="360"/>
+      </w:pPr>
+    </w:lvl>
+    <w:lvl w:ilvl="8" w:tplc="0419001B" w:tentative="1">
+      <w:start w:val="1"/>
+      <w:numFmt w:val="lowerRoman"/>
+      <w:lvlText w:val="%9."/>
+      <w:lvlJc w:val="right"/>
+      <w:pPr>
+        <w:ind w:left="6829" w:hanging="180"/>
+      </w:pPr>
+    </w:lvl>
+  </w:abstractNum>
+  <w:abstractNum w:abstractNumId="1">
     <w:nsid w:val="4BCF7791"/>
     <w:multiLevelType w:val="hybridMultilevel"/>
     <w:tmpl w:val="E342DC06"/>
@@ -2150,7 +1948,96 @@
       </w:pPr>
     </w:lvl>
   </w:abstractNum>
-  <w:abstractNum w:abstractNumId="1">
+  <w:abstractNum w:abstractNumId="2">
+    <w:nsid w:val="53342DDD"/>
+    <w:multiLevelType w:val="hybridMultilevel"/>
+    <w:tmpl w:val="CC4C176E"/>
+    <w:lvl w:ilvl="0" w:tplc="0419000F">
+      <w:start w:val="1"/>
+      <w:numFmt w:val="decimal"/>
+      <w:lvlText w:val="%1."/>
+      <w:lvlJc w:val="left"/>
+      <w:pPr>
+        <w:ind w:left="720" w:hanging="360"/>
+      </w:pPr>
+      <w:rPr>
+        <w:rFonts w:hint="default"/>
+      </w:rPr>
+    </w:lvl>
+    <w:lvl w:ilvl="1" w:tplc="04190019" w:tentative="1">
+      <w:start w:val="1"/>
+      <w:numFmt w:val="lowerLetter"/>
+      <w:lvlText w:val="%2."/>
+      <w:lvlJc w:val="left"/>
+      <w:pPr>
+        <w:ind w:left="1440" w:hanging="360"/>
+      </w:pPr>
+    </w:lvl>
+    <w:lvl w:ilvl="2" w:tplc="0419001B" w:tentative="1">
+      <w:start w:val="1"/>
+      <w:numFmt w:val="lowerRoman"/>
+      <w:lvlText w:val="%3."/>
+      <w:lvlJc w:val="right"/>
+      <w:pPr>
+        <w:ind w:left="2160" w:hanging="180"/>
+      </w:pPr>
+    </w:lvl>
+    <w:lvl w:ilvl="3" w:tplc="0419000F" w:tentative="1">
+      <w:start w:val="1"/>
+      <w:numFmt w:val="decimal"/>
+      <w:lvlText w:val="%4."/>
+      <w:lvlJc w:val="left"/>
+      <w:pPr>
+        <w:ind w:left="2880" w:hanging="360"/>
+      </w:pPr>
+    </w:lvl>
+    <w:lvl w:ilvl="4" w:tplc="04190019" w:tentative="1">
+      <w:start w:val="1"/>
+      <w:numFmt w:val="lowerLetter"/>
+      <w:lvlText w:val="%5."/>
+      <w:lvlJc w:val="left"/>
+      <w:pPr>
+        <w:ind w:left="3600" w:hanging="360"/>
+      </w:pPr>
+    </w:lvl>
+    <w:lvl w:ilvl="5" w:tplc="0419001B" w:tentative="1">
+      <w:start w:val="1"/>
+      <w:numFmt w:val="lowerRoman"/>
+      <w:lvlText w:val="%6."/>
+      <w:lvlJc w:val="right"/>
+      <w:pPr>
+        <w:ind w:left="4320" w:hanging="180"/>
+      </w:pPr>
+    </w:lvl>
+    <w:lvl w:ilvl="6" w:tplc="0419000F" w:tentative="1">
+      <w:start w:val="1"/>
+      <w:numFmt w:val="decimal"/>
+      <w:lvlText w:val="%7."/>
+      <w:lvlJc w:val="left"/>
+      <w:pPr>
+        <w:ind w:left="5040" w:hanging="360"/>
+      </w:pPr>
+    </w:lvl>
+    <w:lvl w:ilvl="7" w:tplc="04190019" w:tentative="1">
+      <w:start w:val="1"/>
+      <w:numFmt w:val="lowerLetter"/>
+      <w:lvlText w:val="%8."/>
+      <w:lvlJc w:val="left"/>
+      <w:pPr>
+        <w:ind w:left="5760" w:hanging="360"/>
+      </w:pPr>
+    </w:lvl>
+    <w:lvl w:ilvl="8" w:tplc="0419001B" w:tentative="1">
+      <w:start w:val="1"/>
+      <w:numFmt w:val="lowerRoman"/>
+      <w:lvlText w:val="%9."/>
+      <w:lvlJc w:val="right"/>
+      <w:pPr>
+        <w:ind w:left="6480" w:hanging="180"/>
+      </w:pPr>
+    </w:lvl>
+  </w:abstractNum>
+  <w:abstractNum w:abstractNumId="3">
     <w:nsid w:val="5C0F6F34"/>
     <w:multiLevelType w:val="hybridMultilevel"/>
     <w:tmpl w:val="884C593A"/>
@@ -2240,10 +2127,16 @@
     </w:lvl>
   </w:abstractNum>
   <w:num w:numId="1">
+    <w:abstractNumId w:val="1"/>
+  </w:num>
+  <w:num w:numId="2">
+    <w:abstractNumId w:val="3"/>
+  </w:num>
+  <w:num w:numId="3">
     <w:abstractNumId w:val="0"/>
   </w:num>
-  <w:num w:numId="2">
-    <w:abstractNumId w:val="1"/>
+  <w:num w:numId="4">
+    <w:abstractNumId w:val="2"/>
   </w:num>
 </w:numbering>
 </file>
@@ -2408,7 +2301,7 @@
   <w:style w:type="paragraph" w:default="1" w:styleId="a">
     <w:name w:val="Normal"/>
     <w:qFormat/>
-    <w:rsid w:val="00B846BE"/>
+    <w:rsid w:val="0053370C"/>
     <w:pPr>
       <w:suppressAutoHyphens/>
       <w:spacing w:after="0" w:line="240" w:lineRule="auto"/>
@@ -2416,7 +2309,7 @@
     <w:rPr>
       <w:rFonts w:ascii="Times New Roman" w:eastAsia="SimSun" w:hAnsi="Times New Roman" w:cs="Arial"/>
       <w:kern w:val="1"/>
-      <w:sz w:val="28"/>
+      <w:sz w:val="32"/>
       <w:szCs w:val="24"/>
       <w:lang w:eastAsia="zh-CN" w:bidi="hi-IN"/>
     </w:rPr>
@@ -2557,7 +2450,6 @@
     </w:pPr>
     <w:rPr>
       <w:b/>
-      <w:sz w:val="32"/>
     </w:rPr>
   </w:style>
   <w:style w:type="paragraph" w:customStyle="1" w:styleId="a8">
@@ -2813,7 +2705,7 @@
   <w:style w:type="paragraph" w:default="1" w:styleId="a">
     <w:name w:val="Normal"/>
     <w:qFormat/>
-    <w:rsid w:val="00B846BE"/>
+    <w:rsid w:val="0053370C"/>
     <w:pPr>
       <w:suppressAutoHyphens/>
       <w:spacing w:after="0" w:line="240" w:lineRule="auto"/>
@@ -2821,7 +2713,7 @@
     <w:rPr>
       <w:rFonts w:ascii="Times New Roman" w:eastAsia="SimSun" w:hAnsi="Times New Roman" w:cs="Arial"/>
       <w:kern w:val="1"/>
-      <w:sz w:val="28"/>
+      <w:sz w:val="32"/>
       <w:szCs w:val="24"/>
       <w:lang w:eastAsia="zh-CN" w:bidi="hi-IN"/>
     </w:rPr>
@@ -2962,7 +2854,6 @@
     </w:pPr>
     <w:rPr>
       <w:b/>
-      <w:sz w:val="32"/>
     </w:rPr>
   </w:style>
   <w:style w:type="paragraph" w:customStyle="1" w:styleId="a8">
@@ -3313,8 +3204,20 @@
   <a:extraClrSchemeLst/>
   <a:extLst>
     <a:ext uri="{05A4C25C-085E-4340-85A3-A5531E510DB2}">
-      <thm15:themeFamily xmlns:thm15="http://schemas.microsoft.com/office/thememl/2012/main" xmlns="" name="Office Theme" id="{62F939B6-93AF-4DB8-9C6B-D6C7DFDC589F}" vid="{4A3C46E8-61CC-4603-A589-7422A47A8E4A}"/>
+      <thm15:themeFamily xmlns="" xmlns:thm15="http://schemas.microsoft.com/office/thememl/2012/main" name="Office Theme" id="{62F939B6-93AF-4DB8-9C6B-D6C7DFDC589F}" vid="{4A3C46E8-61CC-4603-A589-7422A47A8E4A}"/>
     </a:ext>
   </a:extLst>
 </a:theme>
+</file>
+
+<file path=customXml/item1.xml><?xml version="1.0" encoding="utf-8"?>
+<b:Sources xmlns:b="http://schemas.openxmlformats.org/officeDocument/2006/bibliography" xmlns="http://schemas.openxmlformats.org/officeDocument/2006/bibliography" SelectedStyle="\APA.XSL" StyleName="APA"/>
+</file>
+
+<file path=customXml/itemProps1.xml><?xml version="1.0" encoding="utf-8"?>
+<ds:datastoreItem xmlns:ds="http://schemas.openxmlformats.org/officeDocument/2006/customXml" ds:itemID="{552FE893-0F76-490F-A8CE-8B40D713D8F0}">
+  <ds:schemaRefs>
+    <ds:schemaRef ds:uri="http://schemas.openxmlformats.org/officeDocument/2006/bibliography"/>
+  </ds:schemaRefs>
+</ds:datastoreItem>
 </file>
--- a/Отчет по контрольной работе №2.docx
+++ b/Отчет по контрольной работе №2.docx
@@ -1149,6 +1149,22 @@
         <w:t>Написать отчёт по работе.</w:t>
       </w:r>
     </w:p>
+    <w:p/>
+    <w:p/>
+    <w:p/>
+    <w:p/>
+    <w:p/>
+    <w:p/>
+    <w:p/>
+    <w:p/>
+    <w:p/>
+    <w:p/>
+    <w:p/>
+    <w:p/>
+    <w:p/>
+    <w:p/>
+    <w:p/>
+    <w:p/>
     <w:p>
       <w:pPr>
         <w:pStyle w:val="2"/>
@@ -1160,9 +1176,18 @@
     </w:p>
     <w:p>
       <w:pPr>
+        <w:pStyle w:val="a0"/>
+      </w:pPr>
+      <w:r>
+        <w:t>На рисунке 1 изображена блок-схема алгоритма сортировки вставками</w:t>
+      </w:r>
+    </w:p>
+    <w:p>
+      <w:pPr>
         <w:pStyle w:val="2"/>
         <w:jc w:val="center"/>
       </w:pPr>
+      <w:bookmarkStart w:id="0" w:name="_GoBack"/>
       <w:r>
         <w:rPr>
           <w:noProof/>
@@ -1170,8 +1195,8 @@
         </w:rPr>
         <w:drawing>
           <wp:inline distT="0" distB="0" distL="0" distR="0">
-            <wp:extent cx="3689350" cy="6072384"/>
-            <wp:effectExtent l="0" t="0" r="6350" b="5080"/>
+            <wp:extent cx="2974532" cy="4895850"/>
+            <wp:effectExtent l="0" t="0" r="0" b="0"/>
             <wp:docPr id="1" name="Рисунок 1"/>
             <wp:cNvGraphicFramePr>
               <a:graphicFrameLocks xmlns:a="http://schemas.openxmlformats.org/drawingml/2006/main" noChangeAspect="1"/>
@@ -1197,7 +1222,7 @@
                   <pic:spPr bwMode="auto">
                     <a:xfrm>
                       <a:off x="0" y="0"/>
-                      <a:ext cx="3691397" cy="6075754"/>
+                      <a:ext cx="2979994" cy="4904841"/>
                     </a:xfrm>
                     <a:prstGeom prst="rect">
                       <a:avLst/>
@@ -1217,6 +1242,7 @@
           </wp:inline>
         </w:drawing>
       </w:r>
+      <w:bookmarkEnd w:id="0"/>
     </w:p>
     <w:p>
       <w:pPr>
@@ -1287,17 +1313,32 @@
           <w:b w:val="0"/>
           <w:lang w:val="en-US"/>
         </w:rPr>
-        <w:t>O(n)</w:t>
+        <w:t>O</w:t>
+      </w:r>
+      <w:r>
+        <w:rPr>
+          <w:b w:val="0"/>
+        </w:rPr>
+        <w:t>(</w:t>
+      </w:r>
+      <w:r>
+        <w:rPr>
+          <w:b w:val="0"/>
+          <w:lang w:val="en-US"/>
+        </w:rPr>
+        <w:t>n</w:t>
+      </w:r>
+      <w:r>
+        <w:rPr>
+          <w:b w:val="0"/>
+        </w:rPr>
+        <w:t>)</w:t>
       </w:r>
     </w:p>
     <w:p>
       <w:r>
         <w:tab/>
-        <w:t xml:space="preserve">Худшая сложность алгоритма будет, когда на вход поступает массив, отсортированный по убыванию. В этом случае программа </w:t>
-      </w:r>
-      <w:r>
-        <w:lastRenderedPageBreak/>
-        <w:t>будет перемещать каждый элемент через все элементы массива. Следовательно,</w:t>
+        <w:t>Худшая сложность алгоритма будет, когда на вход поступает массив, отсортированный по убыванию. В этом случае программа будет перемещать каждый элемент через все элементы массива. Следовательно,</w:t>
       </w:r>
       <w:r>
         <w:t xml:space="preserve"> худшая</w:t>
@@ -1336,6 +1377,7 @@
         <w:ind w:left="708" w:firstLine="1"/>
       </w:pPr>
       <w:r>
+        <w:lastRenderedPageBreak/>
         <w:t>5 Тест</w:t>
       </w:r>
       <w:r>
@@ -1610,8 +1652,6 @@
       <w:r>
         <w:t xml:space="preserve"> проводится с массивом с отрицательными числами и 0. Должен возвращаться отсортированный по возрастанию массив.</w:t>
       </w:r>
-      <w:bookmarkStart w:id="0" w:name="_GoBack"/>
-      <w:bookmarkEnd w:id="0"/>
     </w:p>
     <w:p>
       <w:pPr>
@@ -1671,7 +1711,6 @@
           <w:noProof/>
           <w:lang w:eastAsia="ru-RU" w:bidi="ar-SA"/>
         </w:rPr>
-        <w:lastRenderedPageBreak/>
         <w:drawing>
           <wp:inline distT="0" distB="0" distL="0" distR="0" wp14:anchorId="3A3A07CB" wp14:editId="5F49BB14">
             <wp:extent cx="4096322" cy="1057423"/>
@@ -1715,6 +1754,7 @@
         <w:jc w:val="center"/>
       </w:pPr>
       <w:r>
+        <w:lastRenderedPageBreak/>
         <w:t>Рисунок 4</w:t>
       </w:r>
       <w:r>
@@ -3204,7 +3244,7 @@
   <a:extraClrSchemeLst/>
   <a:extLst>
     <a:ext uri="{05A4C25C-085E-4340-85A3-A5531E510DB2}">
-      <thm15:themeFamily xmlns="" xmlns:thm15="http://schemas.microsoft.com/office/thememl/2012/main" name="Office Theme" id="{62F939B6-93AF-4DB8-9C6B-D6C7DFDC589F}" vid="{4A3C46E8-61CC-4603-A589-7422A47A8E4A}"/>
+      <thm15:themeFamily xmlns:thm15="http://schemas.microsoft.com/office/thememl/2012/main" xmlns="" name="Office Theme" id="{62F939B6-93AF-4DB8-9C6B-D6C7DFDC589F}" vid="{4A3C46E8-61CC-4603-A589-7422A47A8E4A}"/>
     </a:ext>
   </a:extLst>
 </a:theme>
@@ -3215,7 +3255,7 @@
 </file>
 
 <file path=customXml/itemProps1.xml><?xml version="1.0" encoding="utf-8"?>
-<ds:datastoreItem xmlns:ds="http://schemas.openxmlformats.org/officeDocument/2006/customXml" ds:itemID="{552FE893-0F76-490F-A8CE-8B40D713D8F0}">
+<ds:datastoreItem xmlns:ds="http://schemas.openxmlformats.org/officeDocument/2006/customXml" ds:itemID="{B6964042-B6EA-4536-968F-F6652243F45B}">
   <ds:schemaRefs>
     <ds:schemaRef ds:uri="http://schemas.openxmlformats.org/officeDocument/2006/bibliography"/>
   </ds:schemaRefs>
